--- a/dosyalar/etkinlikler/6-sinif/arapca-6-1-etkinlik.docx
+++ b/dosyalar/etkinlikler/6-sinif/arapca-6-1-etkinlik.docx
@@ -573,7 +573,7 @@
                 <w:sz w:val="18"/>
                 <w:szCs w:val="18"/>
               </w:rPr>
-              <w:t xml:space="preserve">Yapışkanlı etiket kâğıdı ya da kendinden yapışkanlı not kâğıdı  ·  Sınıf eşyalarının Arapça adlarının yazılı olduğu büyük punto kartlar  ·  Dört istasyon için numaralı masa levhaları  ·  Kum saati veya telefon kronometresi  ·  Renkli kalem ve makas</w:t>
+              <w:t xml:space="preserve">Yapışkanlı etiket kâğıdı ya da kendinden yapışkanlı not kâğıdı  ·  Okulun bölüm ve eşya adlarının yazılı olduğu büyük punto kartlar  ·  Dört istasyon için numaralı masa levhaları  ·  Kum saati veya telefon kronometresi  ·  Renkli kalem ve makas</w:t>
             </w:r>
           </w:p>
         </w:tc>
@@ -775,7 +775,7 @@
           <w:sz w:val="18"/>
           <w:szCs w:val="18"/>
         </w:rPr>
-        <w:t xml:space="preserve">•  Sınıftaki on iki eşyanın adı büyük puntoyla, harekeli olarak yazılıp yeterli sayıda çoğaltılır.</w:t>
+        <w:t xml:space="preserve">•  Okulun ve sınıfın on iki sözcüğü büyük puntoyla, harekeli olarak yazılıp yeterli sayıda çoğaltılır.</w:t>
       </w:r>
     </w:p>
     <w:p>
@@ -4301,7 +4301,7 @@
                 <w:szCs w:val="32"/>
                 <w:rtl/>
               </w:rPr>
-              <w:t xml:space="preserve">كِتَابٌ</w:t>
+              <w:t xml:space="preserve">خَرِيطَةٌ</w:t>
             </w:r>
           </w:p>
           <w:p>
@@ -4320,7 +4320,7 @@
                 <w:sz w:val="16"/>
                 <w:szCs w:val="16"/>
               </w:rPr>
-              <w:t xml:space="preserve">kitap</w:t>
+              <w:t xml:space="preserve">harita</w:t>
             </w:r>
           </w:p>
         </w:tc>
@@ -4351,7 +4351,7 @@
                 <w:szCs w:val="32"/>
                 <w:rtl/>
               </w:rPr>
-              <w:t xml:space="preserve">دَفْتَرٌ</w:t>
+              <w:t xml:space="preserve">مَقْعَدٌ</w:t>
             </w:r>
           </w:p>
           <w:p>
@@ -4370,7 +4370,7 @@
                 <w:sz w:val="16"/>
                 <w:szCs w:val="16"/>
               </w:rPr>
-              <w:t xml:space="preserve">defter</w:t>
+              <w:t xml:space="preserve">sıra</w:t>
             </w:r>
           </w:p>
         </w:tc>
@@ -4401,7 +4401,7 @@
                 <w:szCs w:val="32"/>
                 <w:rtl/>
               </w:rPr>
-              <w:t xml:space="preserve">مِقْلَمَةٌ</w:t>
+              <w:t xml:space="preserve">سَبُّورَةٌ ذَكِيَّةٌ</w:t>
             </w:r>
           </w:p>
           <w:p>
@@ -4420,7 +4420,7 @@
                 <w:sz w:val="16"/>
                 <w:szCs w:val="16"/>
               </w:rPr>
-              <w:t xml:space="preserve">kalemlik</w:t>
+              <w:t xml:space="preserve">akıllı tahta</w:t>
             </w:r>
           </w:p>
         </w:tc>
@@ -4451,7 +4451,7 @@
                 <w:szCs w:val="32"/>
                 <w:rtl/>
               </w:rPr>
-              <w:t xml:space="preserve">سَبُّورَةٌ</w:t>
+              <w:t xml:space="preserve">سَاعَةٌ</w:t>
             </w:r>
           </w:p>
           <w:p>
@@ -4470,7 +4470,7 @@
                 <w:sz w:val="16"/>
                 <w:szCs w:val="16"/>
               </w:rPr>
-              <w:t xml:space="preserve">tahta</w:t>
+              <w:t xml:space="preserve">saat</w:t>
             </w:r>
           </w:p>
         </w:tc>
@@ -4506,7 +4506,7 @@
                 <w:szCs w:val="32"/>
                 <w:rtl/>
               </w:rPr>
-              <w:t xml:space="preserve">طَاوِلَةٌ</w:t>
+              <w:t xml:space="preserve">حَاسُوبٌ</w:t>
             </w:r>
           </w:p>
           <w:p>
@@ -4525,7 +4525,7 @@
                 <w:sz w:val="16"/>
                 <w:szCs w:val="16"/>
               </w:rPr>
-              <w:t xml:space="preserve">masa</w:t>
+              <w:t xml:space="preserve">bilgisayar</w:t>
             </w:r>
           </w:p>
         </w:tc>
@@ -4556,7 +4556,7 @@
                 <w:szCs w:val="32"/>
                 <w:rtl/>
               </w:rPr>
-              <w:t xml:space="preserve">كُرْسِيٌّ</w:t>
+              <w:t xml:space="preserve">اَلصَّفُّ</w:t>
             </w:r>
           </w:p>
           <w:p>
@@ -4575,7 +4575,7 @@
                 <w:sz w:val="16"/>
                 <w:szCs w:val="16"/>
               </w:rPr>
-              <w:t xml:space="preserve">sandalye</w:t>
+              <w:t xml:space="preserve">sınıf</w:t>
             </w:r>
           </w:p>
         </w:tc>
@@ -4606,7 +4606,7 @@
                 <w:szCs w:val="32"/>
                 <w:rtl/>
               </w:rPr>
-              <w:t xml:space="preserve">بَابٌ</w:t>
+              <w:t xml:space="preserve">اَلْفِنَاءُ</w:t>
             </w:r>
           </w:p>
           <w:p>
@@ -4625,7 +4625,7 @@
                 <w:sz w:val="16"/>
                 <w:szCs w:val="16"/>
               </w:rPr>
-              <w:t xml:space="preserve">kapı</w:t>
+              <w:t xml:space="preserve">avlu</w:t>
             </w:r>
           </w:p>
         </w:tc>
@@ -4656,7 +4656,7 @@
                 <w:szCs w:val="32"/>
                 <w:rtl/>
               </w:rPr>
-              <w:t xml:space="preserve">نَافِذَةٌ</w:t>
+              <w:t xml:space="preserve">اَلْمَسْجِدُ</w:t>
             </w:r>
           </w:p>
           <w:p>
@@ -4675,7 +4675,7 @@
                 <w:sz w:val="16"/>
                 <w:szCs w:val="16"/>
               </w:rPr>
-              <w:t xml:space="preserve">pencere</w:t>
+              <w:t xml:space="preserve">mescit</w:t>
             </w:r>
           </w:p>
         </w:tc>
@@ -4711,7 +4711,7 @@
                 <w:szCs w:val="32"/>
                 <w:rtl/>
               </w:rPr>
-              <w:t xml:space="preserve">سَاعَةٌ</w:t>
+              <w:t xml:space="preserve">غُرْفَةُ الْمُدِيرِ</w:t>
             </w:r>
           </w:p>
           <w:p>
@@ -4730,7 +4730,7 @@
                 <w:sz w:val="16"/>
                 <w:szCs w:val="16"/>
               </w:rPr>
-              <w:t xml:space="preserve">saat</w:t>
+              <w:t xml:space="preserve">müdür odası</w:t>
             </w:r>
           </w:p>
         </w:tc>
@@ -4761,7 +4761,7 @@
                 <w:szCs w:val="32"/>
                 <w:rtl/>
               </w:rPr>
-              <w:t xml:space="preserve">خَرِيطَةٌ</w:t>
+              <w:t xml:space="preserve">اَلطَّابِقُ</w:t>
             </w:r>
           </w:p>
           <w:p>
@@ -4780,7 +4780,7 @@
                 <w:sz w:val="16"/>
                 <w:szCs w:val="16"/>
               </w:rPr>
-              <w:t xml:space="preserve">harita</w:t>
+              <w:t xml:space="preserve">kat</w:t>
             </w:r>
           </w:p>
         </w:tc>
@@ -4861,7 +4861,7 @@
                 <w:szCs w:val="32"/>
                 <w:rtl/>
               </w:rPr>
-              <w:t xml:space="preserve">اَلْمَقْصَفُ</w:t>
+              <w:t xml:space="preserve">اَلْمَقْصِفُ</w:t>
             </w:r>
           </w:p>
           <w:p>
@@ -5335,7 +5335,7 @@
                 <w:szCs w:val="32"/>
                 <w:rtl/>
               </w:rPr>
-              <w:t xml:space="preserve">كِتَابٌ</w:t>
+              <w:t xml:space="preserve">خَرِيطَةٌ</w:t>
             </w:r>
           </w:p>
           <w:p>
@@ -5354,7 +5354,7 @@
                 <w:sz w:val="16"/>
                 <w:szCs w:val="16"/>
               </w:rPr>
-              <w:t xml:space="preserve">kitap</w:t>
+              <w:t xml:space="preserve">harita</w:t>
             </w:r>
           </w:p>
         </w:tc>
@@ -5385,7 +5385,7 @@
                 <w:szCs w:val="32"/>
                 <w:rtl/>
               </w:rPr>
-              <w:t xml:space="preserve">دَفْتَرٌ</w:t>
+              <w:t xml:space="preserve">مَقْعَدٌ</w:t>
             </w:r>
           </w:p>
           <w:p>
@@ -5404,7 +5404,7 @@
                 <w:sz w:val="16"/>
                 <w:szCs w:val="16"/>
               </w:rPr>
-              <w:t xml:space="preserve">defter</w:t>
+              <w:t xml:space="preserve">sıra</w:t>
             </w:r>
           </w:p>
         </w:tc>
@@ -5435,7 +5435,7 @@
                 <w:szCs w:val="32"/>
                 <w:rtl/>
               </w:rPr>
-              <w:t xml:space="preserve">مِقْلَمَةٌ</w:t>
+              <w:t xml:space="preserve">سَبُّورَةٌ ذَكِيَّةٌ</w:t>
             </w:r>
           </w:p>
           <w:p>
@@ -5454,7 +5454,7 @@
                 <w:sz w:val="16"/>
                 <w:szCs w:val="16"/>
               </w:rPr>
-              <w:t xml:space="preserve">kalemlik</w:t>
+              <w:t xml:space="preserve">akıllı tahta</w:t>
             </w:r>
           </w:p>
         </w:tc>
@@ -5485,7 +5485,7 @@
                 <w:szCs w:val="32"/>
                 <w:rtl/>
               </w:rPr>
-              <w:t xml:space="preserve">سَبُّورَةٌ</w:t>
+              <w:t xml:space="preserve">سَاعَةٌ</w:t>
             </w:r>
           </w:p>
           <w:p>
@@ -5504,7 +5504,7 @@
                 <w:sz w:val="16"/>
                 <w:szCs w:val="16"/>
               </w:rPr>
-              <w:t xml:space="preserve">tahta</w:t>
+              <w:t xml:space="preserve">saat</w:t>
             </w:r>
           </w:p>
         </w:tc>
@@ -5540,7 +5540,7 @@
                 <w:szCs w:val="32"/>
                 <w:rtl/>
               </w:rPr>
-              <w:t xml:space="preserve">طَاوِلَةٌ</w:t>
+              <w:t xml:space="preserve">حَاسُوبٌ</w:t>
             </w:r>
           </w:p>
           <w:p>
@@ -5590,7 +5590,7 @@
                 <w:szCs w:val="32"/>
                 <w:rtl/>
               </w:rPr>
-              <w:t xml:space="preserve">كُرْسِيٌّ</w:t>
+              <w:t xml:space="preserve">اَلصَّفُّ</w:t>
             </w:r>
           </w:p>
           <w:p>
@@ -5640,7 +5640,7 @@
                 <w:szCs w:val="32"/>
                 <w:rtl/>
               </w:rPr>
-              <w:t xml:space="preserve">بَابٌ</w:t>
+              <w:t xml:space="preserve">اَلْفِنَاءُ</w:t>
             </w:r>
           </w:p>
           <w:p>
@@ -5659,7 +5659,7 @@
                 <w:sz w:val="16"/>
                 <w:szCs w:val="16"/>
               </w:rPr>
-              <w:t xml:space="preserve">kapı</w:t>
+              <w:t xml:space="preserve">avlu</w:t>
             </w:r>
           </w:p>
         </w:tc>
@@ -5690,7 +5690,7 @@
                 <w:szCs w:val="32"/>
                 <w:rtl/>
               </w:rPr>
-              <w:t xml:space="preserve">نَافِذَةٌ</w:t>
+              <w:t xml:space="preserve">اَلْمَسْجِدُ</w:t>
             </w:r>
           </w:p>
           <w:p>
@@ -5709,7 +5709,7 @@
                 <w:sz w:val="16"/>
                 <w:szCs w:val="16"/>
               </w:rPr>
-              <w:t xml:space="preserve">pencere</w:t>
+              <w:t xml:space="preserve">mescit</w:t>
             </w:r>
           </w:p>
         </w:tc>
@@ -5745,7 +5745,7 @@
                 <w:szCs w:val="32"/>
                 <w:rtl/>
               </w:rPr>
-              <w:t xml:space="preserve">سَاعَةٌ</w:t>
+              <w:t xml:space="preserve">غُرْفَةُ الْمُدِيرِ</w:t>
             </w:r>
           </w:p>
           <w:p>
@@ -5795,7 +5795,7 @@
                 <w:szCs w:val="32"/>
                 <w:rtl/>
               </w:rPr>
-              <w:t xml:space="preserve">خَرِيطَةٌ</w:t>
+              <w:t xml:space="preserve">اَلطَّابِقُ</w:t>
             </w:r>
           </w:p>
           <w:p>
@@ -5814,7 +5814,7 @@
                 <w:sz w:val="16"/>
                 <w:szCs w:val="16"/>
               </w:rPr>
-              <w:t xml:space="preserve">harita</w:t>
+              <w:t xml:space="preserve">kat</w:t>
             </w:r>
           </w:p>
         </w:tc>
@@ -5895,7 +5895,7 @@
                 <w:szCs w:val="32"/>
                 <w:rtl/>
               </w:rPr>
-              <w:t xml:space="preserve">اَلْمَقْصَفُ</w:t>
+              <w:t xml:space="preserve">اَلْمَقْصِفُ</w:t>
             </w:r>
           </w:p>
           <w:p>
@@ -7227,7 +7227,7 @@
           <w:sz w:val="18"/>
           <w:szCs w:val="18"/>
         </w:rPr>
-        <w:t xml:space="preserve">Cümleye tanımlı isimle başla, edatı ortada kullan.</w:t>
+        <w:t xml:space="preserve">Cümleye tanımlı isimle başla, yer-yön sözcüğünü ortada kullan.</w:t>
       </w:r>
     </w:p>
     <w:tbl>
@@ -7313,7 +7313,7 @@
                 <w:szCs w:val="28"/>
                 <w:rtl/>
               </w:rPr>
-              <w:t xml:space="preserve">اَلطَّاوِلَةِ  ·  عَلَى  ·  اَلْمِقْلَمَةُ</w:t>
+              <w:t xml:space="preserve">اَلسَّبُّورَةِ  ·  فَوْقَ  ·  اَلسَّاعَةُ</w:t>
             </w:r>
           </w:p>
         </w:tc>
@@ -7385,7 +7385,7 @@
                 <w:szCs w:val="28"/>
                 <w:rtl/>
               </w:rPr>
-              <w:t xml:space="preserve">اَلْفَصْلِ  ·  فِي  ·  خَرِيطَةٌ</w:t>
+              <w:t xml:space="preserve">اَلصَّفِّ  ·  فِي  ·  خَرِيطَةٌ</w:t>
             </w:r>
           </w:p>
         </w:tc>
@@ -7457,7 +7457,7 @@
                 <w:szCs w:val="28"/>
                 <w:rtl/>
               </w:rPr>
-              <w:t xml:space="preserve">اَلْبَابِ  ·  بِجَانِبِ  ·  اَلسَّبُّورَةُ</w:t>
+              <w:t xml:space="preserve">اَلْمَقَاعِدِ  ·  أَمَامَ  ·  اَلسَّبُّورَةُ</w:t>
             </w:r>
           </w:p>
         </w:tc>
@@ -7529,7 +7529,7 @@
                 <w:szCs w:val="28"/>
                 <w:rtl/>
               </w:rPr>
-              <w:t xml:space="preserve">اَلْمَكْتَبَةِ  ·  أَمَامَ  ·  اَلْمَقْصَفُ</w:t>
+              <w:t xml:space="preserve">اَلْمَكْتَبَةِ  ·  يَمِينَ  ·  اَلْمَقْصِفُ</w:t>
             </w:r>
           </w:p>
         </w:tc>
